--- a/projects/fpga-systems/NexysA7/cdc_counter_display/docs/CDC_FPGA_System_v1.0.docx
+++ b/projects/fpga-systems/NexysA7/cdc_counter_display/docs/CDC_FPGA_System_v1.0.docx
@@ -160,7 +160,7 @@
             </w:rPr>
             <w:fldChar w:fldCharType="separate"/>
           </w:r>
-          <w:hyperlink w:anchor="__RefHeading___Toc2647_3244000330">
+          <w:hyperlink w:anchor="__RefHeading___Toc2647_2612610977">
             <w:r>
               <w:rPr>
                 <w:webHidden/>
@@ -168,7 +168,7 @@
               </w:rPr>
               <w:t>1 Document Information</w:t>
               <w:tab/>
-              <w:t>7</w:t>
+              <w:t>8</w:t>
             </w:r>
           </w:hyperlink>
         </w:p>
@@ -181,7 +181,7 @@
             </w:tabs>
             <w:rPr/>
           </w:pPr>
-          <w:hyperlink w:anchor="__RefHeading___Toc2649_3244000330">
+          <w:hyperlink w:anchor="__RefHeading___Toc2649_2612610977">
             <w:r>
               <w:rPr>
                 <w:webHidden/>
@@ -202,7 +202,7 @@
             </w:tabs>
             <w:rPr/>
           </w:pPr>
-          <w:hyperlink w:anchor="__RefHeading___Toc2651_3244000330">
+          <w:hyperlink w:anchor="__RefHeading___Toc2651_2612610977">
             <w:r>
               <w:rPr>
                 <w:webHidden/>
@@ -210,7 +210,7 @@
               </w:rPr>
               <w:t>1.2 Terminology</w:t>
               <w:tab/>
-              <w:t>8</w:t>
+              <w:t>9</w:t>
             </w:r>
           </w:hyperlink>
         </w:p>
@@ -223,7 +223,7 @@
             </w:tabs>
             <w:rPr/>
           </w:pPr>
-          <w:hyperlink w:anchor="__RefHeading___Toc2653_3244000330">
+          <w:hyperlink w:anchor="__RefHeading___Toc2653_2612610977">
             <w:r>
               <w:rPr>
                 <w:webHidden/>
@@ -244,7 +244,7 @@
             </w:tabs>
             <w:rPr/>
           </w:pPr>
-          <w:hyperlink w:anchor="__RefHeading___Toc2655_3244000330">
+          <w:hyperlink w:anchor="__RefHeading___Toc2655_2612610977">
             <w:r>
               <w:rPr>
                 <w:webHidden/>
@@ -265,7 +265,7 @@
             </w:tabs>
             <w:rPr/>
           </w:pPr>
-          <w:hyperlink w:anchor="__RefHeading___Toc2657_3244000330">
+          <w:hyperlink w:anchor="__RefHeading___Toc2657_2612610977">
             <w:r>
               <w:rPr>
                 <w:webHidden/>
@@ -273,7 +273,7 @@
               </w:rPr>
               <w:t>2 The System</w:t>
               <w:tab/>
-              <w:t>9</w:t>
+              <w:t>11</w:t>
             </w:r>
           </w:hyperlink>
         </w:p>
@@ -286,7 +286,7 @@
             </w:tabs>
             <w:rPr/>
           </w:pPr>
-          <w:hyperlink w:anchor="__RefHeading___Toc2659_3244000330">
+          <w:hyperlink w:anchor="__RefHeading___Toc2659_2612610977">
             <w:r>
               <w:rPr>
                 <w:webHidden/>
@@ -294,7 +294,7 @@
               </w:rPr>
               <w:t>2.1 What this project is for</w:t>
               <w:tab/>
-              <w:t>9</w:t>
+              <w:t>11</w:t>
             </w:r>
           </w:hyperlink>
         </w:p>
@@ -307,7 +307,7 @@
             </w:tabs>
             <w:rPr/>
           </w:pPr>
-          <w:hyperlink w:anchor="__RefHeading___Toc2661_3244000330">
+          <w:hyperlink w:anchor="__RefHeading___Toc2661_2612610977">
             <w:r>
               <w:rPr>
                 <w:webHidden/>
@@ -315,7 +315,7 @@
               </w:rPr>
               <w:t>2.1.1 Figure 1.1: The bench</w:t>
               <w:tab/>
-              <w:t>10</w:t>
+              <w:t>12</w:t>
             </w:r>
           </w:hyperlink>
         </w:p>
@@ -328,7 +328,7 @@
             </w:tabs>
             <w:rPr/>
           </w:pPr>
-          <w:hyperlink w:anchor="__RefHeading___Toc2663_3244000330">
+          <w:hyperlink w:anchor="__RefHeading___Toc2663_2612610977">
             <w:r>
               <w:rPr>
                 <w:webHidden/>
@@ -336,7 +336,7 @@
               </w:rPr>
               <w:t>2.2 The board</w:t>
               <w:tab/>
-              <w:t>10</w:t>
+              <w:t>12</w:t>
             </w:r>
           </w:hyperlink>
         </w:p>
@@ -349,7 +349,7 @@
             </w:tabs>
             <w:rPr/>
           </w:pPr>
-          <w:hyperlink w:anchor="__RefHeading___Toc2665_3244000330">
+          <w:hyperlink w:anchor="__RefHeading___Toc2665_2612610977">
             <w:r>
               <w:rPr>
                 <w:webHidden/>
@@ -357,7 +357,7 @@
               </w:rPr>
               <w:t>2.3 The asymmetry between the two builds</w:t>
               <w:tab/>
-              <w:t>11</w:t>
+              <w:t>13</w:t>
             </w:r>
           </w:hyperlink>
         </w:p>
@@ -370,7 +370,7 @@
             </w:tabs>
             <w:rPr/>
           </w:pPr>
-          <w:hyperlink w:anchor="__RefHeading___Toc2667_3244000330">
+          <w:hyperlink w:anchor="__RefHeading___Toc2667_2612610977">
             <w:r>
               <w:rPr>
                 <w:webHidden/>
@@ -378,7 +378,7 @@
               </w:rPr>
               <w:t>2.4 Why a demonstration needs the broken version</w:t>
               <w:tab/>
-              <w:t>11</w:t>
+              <w:t>13</w:t>
             </w:r>
           </w:hyperlink>
         </w:p>
@@ -391,7 +391,7 @@
             </w:tabs>
             <w:rPr/>
           </w:pPr>
-          <w:hyperlink w:anchor="__RefHeading___Toc2669_3244000330">
+          <w:hyperlink w:anchor="__RefHeading___Toc2669_2612610977">
             <w:r>
               <w:rPr>
                 <w:webHidden/>
@@ -399,7 +399,7 @@
               </w:rPr>
               <w:t>3 The Harness</w:t>
               <w:tab/>
-              <w:t>12</w:t>
+              <w:t>15</w:t>
             </w:r>
           </w:hyperlink>
         </w:p>
@@ -412,7 +412,7 @@
             </w:tabs>
             <w:rPr/>
           </w:pPr>
-          <w:hyperlink w:anchor="__RefHeading___Toc2671_3244000330">
+          <w:hyperlink w:anchor="__RefHeading___Toc2671_2612610977">
             <w:r>
               <w:rPr>
                 <w:webHidden/>
@@ -420,7 +420,7 @@
               </w:rPr>
               <w:t>3.1 The shape of it</w:t>
               <w:tab/>
-              <w:t>12</w:t>
+              <w:t>15</w:t>
             </w:r>
           </w:hyperlink>
         </w:p>
@@ -433,7 +433,7 @@
             </w:tabs>
             <w:rPr/>
           </w:pPr>
-          <w:hyperlink w:anchor="__RefHeading___Toc2673_3244000330">
+          <w:hyperlink w:anchor="__RefHeading___Toc2673_2612610977">
             <w:r>
               <w:rPr>
                 <w:webHidden/>
@@ -441,7 +441,7 @@
               </w:rPr>
               <w:t>3.1.1 Figure 2.1: The harness block map</w:t>
               <w:tab/>
-              <w:t>12</w:t>
+              <w:t>15</w:t>
             </w:r>
           </w:hyperlink>
         </w:p>
@@ -454,7 +454,7 @@
             </w:tabs>
             <w:rPr/>
           </w:pPr>
-          <w:hyperlink w:anchor="__RefHeading___Toc2675_3244000330">
+          <w:hyperlink w:anchor="__RefHeading___Toc2675_2612610977">
             <w:r>
               <w:rPr>
                 <w:webHidden/>
@@ -462,7 +462,7 @@
               </w:rPr>
               <w:t>3.2 The front end is borrowed, deliberately</w:t>
               <w:tab/>
-              <w:t>13</w:t>
+              <w:t>15</w:t>
             </w:r>
           </w:hyperlink>
         </w:p>
@@ -475,7 +475,7 @@
             </w:tabs>
             <w:rPr/>
           </w:pPr>
-          <w:hyperlink w:anchor="__RefHeading___Toc2677_3244000330">
+          <w:hyperlink w:anchor="__RefHeading___Toc2677_2612610977">
             <w:r>
               <w:rPr>
                 <w:webHidden/>
@@ -483,7 +483,7 @@
               </w:rPr>
               <w:t>3.3 The global registers</w:t>
               <w:tab/>
-              <w:t>13</w:t>
+              <w:t>16</w:t>
             </w:r>
           </w:hyperlink>
         </w:p>
@@ -496,7 +496,7 @@
             </w:tabs>
             <w:rPr/>
           </w:pPr>
-          <w:hyperlink w:anchor="__RefHeading___Toc2679_3244000330">
+          <w:hyperlink w:anchor="__RefHeading___Toc2679_2612610977">
             <w:r>
               <w:rPr>
                 <w:webHidden/>
@@ -504,7 +504,7 @@
               </w:rPr>
               <w:t>3.4 The per-counter block, times four</w:t>
               <w:tab/>
-              <w:t>14</w:t>
+              <w:t>17</w:t>
             </w:r>
           </w:hyperlink>
         </w:p>
@@ -517,7 +517,7 @@
             </w:tabs>
             <w:rPr/>
           </w:pPr>
-          <w:hyperlink w:anchor="__RefHeading___Toc2681_3244000330">
+          <w:hyperlink w:anchor="__RefHeading___Toc2681_2612610977">
             <w:r>
               <w:rPr>
                 <w:webHidden/>
@@ -525,7 +525,7 @@
               </w:rPr>
               <w:t>3.5 The clock tree</w:t>
               <w:tab/>
-              <w:t>15</w:t>
+              <w:t>18</w:t>
             </w:r>
           </w:hyperlink>
         </w:p>
@@ -538,7 +538,7 @@
             </w:tabs>
             <w:rPr/>
           </w:pPr>
-          <w:hyperlink w:anchor="__RefHeading___Toc2683_3244000330">
+          <w:hyperlink w:anchor="__RefHeading___Toc2683_2612610977">
             <w:r>
               <w:rPr>
                 <w:webHidden/>
@@ -546,7 +546,7 @@
               </w:rPr>
               <w:t>3.6 The five crossings</w:t>
               <w:tab/>
-              <w:t>16</w:t>
+              <w:t>18</w:t>
             </w:r>
           </w:hyperlink>
         </w:p>
@@ -559,7 +559,7 @@
             </w:tabs>
             <w:rPr/>
           </w:pPr>
-          <w:hyperlink w:anchor="__RefHeading___Toc2685_3244000330">
+          <w:hyperlink w:anchor="__RefHeading___Toc2685_2612610977">
             <w:r>
               <w:rPr>
                 <w:webHidden/>
@@ -567,7 +567,7 @@
               </w:rPr>
               <w:t>4 Two Builds, Two Designs</w:t>
               <w:tab/>
-              <w:t>17</w:t>
+              <w:t>20</w:t>
             </w:r>
           </w:hyperlink>
         </w:p>
@@ -580,7 +580,7 @@
             </w:tabs>
             <w:rPr/>
           </w:pPr>
-          <w:hyperlink w:anchor="__RefHeading___Toc2687_3244000330">
+          <w:hyperlink w:anchor="__RefHeading___Toc2687_2612610977">
             <w:r>
               <w:rPr>
                 <w:webHidden/>
@@ -588,7 +588,7 @@
               </w:rPr>
               <w:t>4.1 The short answer, and it is the opposite of the pumice system’s</w:t>
               <w:tab/>
-              <w:t>17</w:t>
+              <w:t>20</w:t>
             </w:r>
           </w:hyperlink>
         </w:p>
@@ -601,7 +601,7 @@
             </w:tabs>
             <w:rPr/>
           </w:pPr>
-          <w:hyperlink w:anchor="__RefHeading___Toc2689_3244000330">
+          <w:hyperlink w:anchor="__RefHeading___Toc2689_2612610977">
             <w:r>
               <w:rPr>
                 <w:webHidden/>
@@ -609,7 +609,7 @@
               </w:rPr>
               <w:t>4.1.1 Figure 3.1: Two builds, two designs</w:t>
               <w:tab/>
-              <w:t>18</w:t>
+              <w:t>20</w:t>
             </w:r>
           </w:hyperlink>
         </w:p>
@@ -622,7 +622,7 @@
             </w:tabs>
             <w:rPr/>
           </w:pPr>
-          <w:hyperlink w:anchor="__RefHeading___Toc2691_3244000330">
+          <w:hyperlink w:anchor="__RefHeading___Toc2691_2612610977">
             <w:r>
               <w:rPr>
                 <w:webHidden/>
@@ -630,7 +630,7 @@
               </w:rPr>
               <w:t>4.2 What each build actually compiles</w:t>
               <w:tab/>
-              <w:t>18</w:t>
+              <w:t>21</w:t>
             </w:r>
           </w:hyperlink>
         </w:p>
@@ -643,7 +643,7 @@
             </w:tabs>
             <w:rPr/>
           </w:pPr>
-          <w:hyperlink w:anchor="__RefHeading___Toc2693_3244000330">
+          <w:hyperlink w:anchor="__RefHeading___Toc2693_2612610977">
             <w:r>
               <w:rPr>
                 <w:webHidden/>
@@ -651,7 +651,7 @@
               </w:rPr>
               <w:t>4.3 Why that is the right structure here</w:t>
               <w:tab/>
-              <w:t>19</w:t>
+              <w:t>21</w:t>
             </w:r>
           </w:hyperlink>
         </w:p>
@@ -664,7 +664,7 @@
             </w:tabs>
             <w:rPr/>
           </w:pPr>
-          <w:hyperlink w:anchor="__RefHeading___Toc2695_3244000330">
+          <w:hyperlink w:anchor="__RefHeading___Toc2695_2612610977">
             <w:r>
               <w:rPr>
                 <w:webHidden/>
@@ -672,7 +672,7 @@
               </w:rPr>
               <w:t>4.4 The dispatcher, and where the flow logic lives</w:t>
               <w:tab/>
-              <w:t>20</w:t>
+              <w:t>22</w:t>
             </w:r>
           </w:hyperlink>
         </w:p>
@@ -685,7 +685,7 @@
             </w:tabs>
             <w:rPr/>
           </w:pPr>
-          <w:hyperlink w:anchor="__RefHeading___Toc2697_3244000330">
+          <w:hyperlink w:anchor="__RefHeading___Toc2697_2612610977">
             <w:r>
               <w:rPr>
                 <w:webHidden/>
@@ -693,7 +693,7 @@
               </w:rPr>
               <w:t>4.5 One compile closure per build, and it is the filelist</w:t>
               <w:tab/>
-              <w:t>20</w:t>
+              <w:t>22</w:t>
             </w:r>
           </w:hyperlink>
         </w:p>
@@ -706,7 +706,7 @@
             </w:tabs>
             <w:rPr/>
           </w:pPr>
-          <w:hyperlink w:anchor="__RefHeading___Toc2699_3244000330">
+          <w:hyperlink w:anchor="__RefHeading___Toc2699_2612610977">
             <w:r>
               <w:rPr>
                 <w:webHidden/>
@@ -714,7 +714,7 @@
               </w:rPr>
               <w:t>5 Host Tools and Flow</w:t>
               <w:tab/>
-              <w:t>21</w:t>
+              <w:t>24</w:t>
             </w:r>
           </w:hyperlink>
         </w:p>
@@ -727,7 +727,7 @@
             </w:tabs>
             <w:rPr/>
           </w:pPr>
-          <w:hyperlink w:anchor="__RefHeading___Toc2701_3244000330">
+          <w:hyperlink w:anchor="__RefHeading___Toc2701_2612610977">
             <w:r>
               <w:rPr>
                 <w:webHidden/>
@@ -735,7 +735,7 @@
               </w:rPr>
               <w:t>5.1 The tools</w:t>
               <w:tab/>
-              <w:t>21</w:t>
+              <w:t>24</w:t>
             </w:r>
           </w:hyperlink>
         </w:p>
@@ -748,7 +748,7 @@
             </w:tabs>
             <w:rPr/>
           </w:pPr>
-          <w:hyperlink w:anchor="__RefHeading___Toc2703_3244000330">
+          <w:hyperlink w:anchor="__RefHeading___Toc2703_2612610977">
             <w:r>
               <w:rPr>
                 <w:webHidden/>
@@ -756,7 +756,7 @@
               </w:rPr>
               <w:t>5.2 The watch-fail flow</w:t>
               <w:tab/>
-              <w:t>22</w:t>
+              <w:t>25</w:t>
             </w:r>
           </w:hyperlink>
         </w:p>
@@ -769,7 +769,7 @@
             </w:tabs>
             <w:rPr/>
           </w:pPr>
-          <w:hyperlink w:anchor="__RefHeading___Toc2705_3244000330">
+          <w:hyperlink w:anchor="__RefHeading___Toc2705_2612610977">
             <w:r>
               <w:rPr>
                 <w:webHidden/>
@@ -777,7 +777,7 @@
               </w:rPr>
               <w:t>5.2.1 Figure 4.1: Breaking a CDC on purpose, and watching the display say so</w:t>
               <w:tab/>
-              <w:t>22</w:t>
+              <w:t>25</w:t>
             </w:r>
           </w:hyperlink>
         </w:p>
@@ -790,7 +790,7 @@
             </w:tabs>
             <w:rPr/>
           </w:pPr>
-          <w:hyperlink w:anchor="__RefHeading___Toc2707_3244000330">
+          <w:hyperlink w:anchor="__RefHeading___Toc2707_2612610977">
             <w:r>
               <w:rPr>
                 <w:webHidden/>
@@ -798,7 +798,7 @@
               </w:rPr>
               <w:t>5.3 Step 0: prove the link before anything else</w:t>
               <w:tab/>
-              <w:t>22</w:t>
+              <w:t>25</w:t>
             </w:r>
           </w:hyperlink>
         </w:p>
@@ -811,7 +811,7 @@
             </w:tabs>
             <w:rPr/>
           </w:pPr>
-          <w:hyperlink w:anchor="__RefHeading___Toc2709_3244000330">
+          <w:hyperlink w:anchor="__RefHeading___Toc2709_2612610977">
             <w:r>
               <w:rPr>
                 <w:webHidden/>
@@ -819,7 +819,7 @@
               </w:rPr>
               <w:t>5.4 Step 1: the control group is not optional</w:t>
               <w:tab/>
-              <w:t>23</w:t>
+              <w:t>26</w:t>
             </w:r>
           </w:hyperlink>
         </w:p>
@@ -832,7 +832,7 @@
             </w:tabs>
             <w:rPr/>
           </w:pPr>
-          <w:hyperlink w:anchor="__RefHeading___Toc2711_3244000330">
+          <w:hyperlink w:anchor="__RefHeading___Toc2711_2612610977">
             <w:r>
               <w:rPr>
                 <w:webHidden/>
@@ -840,7 +840,7 @@
               </w:rPr>
               <w:t>5.5 Step 2: break exactly one thing</w:t>
               <w:tab/>
-              <w:t>23</w:t>
+              <w:t>26</w:t>
             </w:r>
           </w:hyperlink>
         </w:p>
@@ -853,7 +853,7 @@
             </w:tabs>
             <w:rPr/>
           </w:pPr>
-          <w:hyperlink w:anchor="__RefHeading___Toc2713_3244000330">
+          <w:hyperlink w:anchor="__RefHeading___Toc2713_2612610977">
             <w:r>
               <w:rPr>
                 <w:webHidden/>
@@ -861,7 +861,7 @@
               </w:rPr>
               <w:t>5.6 Step 3: the sweep is what makes the failure appear</w:t>
               <w:tab/>
-              <w:t>23</w:t>
+              <w:t>26</w:t>
             </w:r>
           </w:hyperlink>
         </w:p>
@@ -874,7 +874,7 @@
             </w:tabs>
             <w:rPr/>
           </w:pPr>
-          <w:hyperlink w:anchor="__RefHeading___Toc2715_3244000330">
+          <w:hyperlink w:anchor="__RefHeading___Toc2715_2612610977">
             <w:r>
               <w:rPr>
                 <w:webHidden/>
@@ -882,7 +882,7 @@
               </w:rPr>
               <w:t>5.7 Steps 4 and 5: two views of the same failure</w:t>
               <w:tab/>
-              <w:t>23</w:t>
+              <w:t>26</w:t>
             </w:r>
           </w:hyperlink>
         </w:p>
@@ -895,7 +895,7 @@
             </w:tabs>
             <w:rPr/>
           </w:pPr>
-          <w:hyperlink w:anchor="__RefHeading___Toc2717_3244000330">
+          <w:hyperlink w:anchor="__RefHeading___Toc2717_2612610977">
             <w:r>
               <w:rPr>
                 <w:webHidden/>
@@ -903,7 +903,7 @@
               </w:rPr>
               <w:t>5.8 Reproducibility</w:t>
               <w:tab/>
-              <w:t>24</w:t>
+              <w:t>27</w:t>
             </w:r>
           </w:hyperlink>
           <w:r>
@@ -990,7 +990,7 @@
           <w:rPr>
             <w:rStyle w:val="ListLabel1"/>
           </w:rPr>
-          <w:t>10</w:t>
+          <w:t>12</w:t>
         </w:r>
         <w:r>
           <w:rPr>
@@ -1047,7 +1047,7 @@
           <w:rPr>
             <w:rStyle w:val="ListLabel1"/>
           </w:rPr>
-          <w:t>12</w:t>
+          <w:t>15</w:t>
         </w:r>
         <w:r>
           <w:rPr>
@@ -1104,7 +1104,7 @@
           <w:rPr>
             <w:rStyle w:val="ListLabel1"/>
           </w:rPr>
-          <w:t>18</w:t>
+          <w:t>20</w:t>
         </w:r>
         <w:r>
           <w:rPr>
@@ -1161,7 +1161,7 @@
           <w:rPr>
             <w:rStyle w:val="ListLabel1"/>
           </w:rPr>
-          <w:t>22</w:t>
+          <w:t>25</w:t>
         </w:r>
         <w:r>
           <w:rPr>
@@ -1246,7 +1246,7 @@
           <w:rPr>
             <w:rStyle w:val="ListLabel1"/>
           </w:rPr>
-          <w:t>7</w:t>
+          <w:t>8</w:t>
         </w:r>
         <w:r>
           <w:rPr>
@@ -1417,7 +1417,7 @@
           <w:rPr>
             <w:rStyle w:val="ListLabel1"/>
           </w:rPr>
-          <w:t>11</w:t>
+          <w:t>13</w:t>
         </w:r>
         <w:r>
           <w:rPr>
@@ -1474,7 +1474,7 @@
           <w:rPr>
             <w:rStyle w:val="ListLabel1"/>
           </w:rPr>
-          <w:t>13</w:t>
+          <w:t>16</w:t>
         </w:r>
         <w:r>
           <w:rPr>
@@ -1531,7 +1531,7 @@
           <w:rPr>
             <w:rStyle w:val="ListLabel1"/>
           </w:rPr>
-          <w:t>14</w:t>
+          <w:t>17</w:t>
         </w:r>
         <w:r>
           <w:rPr>
@@ -1588,7 +1588,7 @@
           <w:rPr>
             <w:rStyle w:val="ListLabel1"/>
           </w:rPr>
-          <w:t>15</w:t>
+          <w:t>18</w:t>
         </w:r>
         <w:r>
           <w:rPr>
@@ -1645,7 +1645,7 @@
           <w:rPr>
             <w:rStyle w:val="ListLabel1"/>
           </w:rPr>
-          <w:t>16</w:t>
+          <w:t>18</w:t>
         </w:r>
         <w:r>
           <w:rPr>
@@ -1702,7 +1702,7 @@
           <w:rPr>
             <w:rStyle w:val="ListLabel1"/>
           </w:rPr>
-          <w:t>18</w:t>
+          <w:t>21</w:t>
         </w:r>
         <w:r>
           <w:rPr>
@@ -1759,7 +1759,7 @@
           <w:rPr>
             <w:rStyle w:val="ListLabel1"/>
           </w:rPr>
-          <w:t>21</w:t>
+          <w:t>24</w:t>
         </w:r>
         <w:r>
           <w:rPr>
@@ -1992,6 +1992,9 @@
           </mc:Fallback>
         </mc:AlternateContent>
       </w:r>
+      <w:r>
+        <w:br w:type="page"/>
+      </w:r>
     </w:p>
     <w:p>
       <w:pPr>
@@ -2000,7 +2003,7 @@
         <w:spacing w:before="360" w:after="120"/>
         <w:rPr/>
       </w:pPr>
-      <w:bookmarkStart w:id="0" w:name="__RefHeading___Toc2647_3244000330"/>
+      <w:bookmarkStart w:id="0" w:name="__RefHeading___Toc2647_2612610977"/>
       <w:bookmarkStart w:id="1" w:name="document-information"/>
       <w:bookmarkEnd w:id="0"/>
       <w:r>
@@ -2610,7 +2613,7 @@
         <w:spacing w:before="280" w:after="80"/>
         <w:rPr/>
       </w:pPr>
-      <w:bookmarkStart w:id="3" w:name="__RefHeading___Toc2649_3244000330"/>
+      <w:bookmarkStart w:id="3" w:name="__RefHeading___Toc2649_2612610977"/>
       <w:bookmarkEnd w:id="3"/>
       <w:r>
         <w:rPr>
@@ -3266,7 +3269,7 @@
         <w:spacing w:before="280" w:after="80"/>
         <w:rPr/>
       </w:pPr>
-      <w:bookmarkStart w:id="5" w:name="__RefHeading___Toc2651_3244000330"/>
+      <w:bookmarkStart w:id="5" w:name="__RefHeading___Toc2651_2612610977"/>
       <w:bookmarkEnd w:id="5"/>
       <w:r>
         <w:rPr>
@@ -3448,7 +3451,7 @@
         <w:spacing w:before="280" w:after="80"/>
         <w:rPr/>
       </w:pPr>
-      <w:bookmarkStart w:id="6" w:name="__RefHeading___Toc2653_3244000330"/>
+      <w:bookmarkStart w:id="6" w:name="__RefHeading___Toc2653_2612610977"/>
       <w:bookmarkEnd w:id="6"/>
       <w:r>
         <w:rPr>
@@ -3722,7 +3725,7 @@
         <w:spacing w:before="280" w:after="80"/>
         <w:rPr/>
       </w:pPr>
-      <w:bookmarkStart w:id="9" w:name="__RefHeading___Toc2655_3244000330"/>
+      <w:bookmarkStart w:id="9" w:name="__RefHeading___Toc2655_2612610977"/>
       <w:bookmarkEnd w:id="9"/>
       <w:r>
         <w:rPr>
@@ -3879,6 +3882,9 @@
         </mc:AlternateContent>
       </w:r>
       <w:bookmarkEnd w:id="10"/>
+      <w:r>
+        <w:br w:type="page"/>
+      </w:r>
     </w:p>
     <w:p>
       <w:pPr>
@@ -3887,7 +3893,7 @@
         <w:spacing w:before="360" w:after="120"/>
         <w:rPr/>
       </w:pPr>
-      <w:bookmarkStart w:id="11" w:name="__RefHeading___Toc2657_3244000330"/>
+      <w:bookmarkStart w:id="11" w:name="__RefHeading___Toc2657_2612610977"/>
       <w:bookmarkStart w:id="12" w:name="the-system"/>
       <w:bookmarkEnd w:id="11"/>
       <w:r>
@@ -3918,7 +3924,7 @@
         <w:spacing w:before="280" w:after="80"/>
         <w:rPr/>
       </w:pPr>
-      <w:bookmarkStart w:id="13" w:name="__RefHeading___Toc2659_3244000330"/>
+      <w:bookmarkStart w:id="13" w:name="__RefHeading___Toc2659_2612610977"/>
       <w:bookmarkStart w:id="14" w:name="what-this-project-is-for"/>
       <w:bookmarkEnd w:id="13"/>
       <w:r>
@@ -3984,7 +3990,7 @@
         <w:spacing w:before="200" w:after="80"/>
         <w:rPr/>
       </w:pPr>
-      <w:bookmarkStart w:id="15" w:name="__RefHeading___Toc2661_3244000330"/>
+      <w:bookmarkStart w:id="15" w:name="__RefHeading___Toc2661_2612610977"/>
       <w:bookmarkStart w:id="16" w:name="figure-1.1-the-bench"/>
       <w:bookmarkStart w:id="17" w:name="_Fig_1_The_bench"/>
       <w:bookmarkEnd w:id="15"/>
@@ -4103,7 +4109,7 @@
         <w:spacing w:before="280" w:after="80"/>
         <w:rPr/>
       </w:pPr>
-      <w:bookmarkStart w:id="18" w:name="__RefHeading___Toc2663_3244000330"/>
+      <w:bookmarkStart w:id="18" w:name="__RefHeading___Toc2663_2612610977"/>
       <w:bookmarkStart w:id="19" w:name="the-board"/>
       <w:bookmarkEnd w:id="18"/>
       <w:r>
@@ -4172,7 +4178,7 @@
         <w:spacing w:before="280" w:after="80"/>
         <w:rPr/>
       </w:pPr>
-      <w:bookmarkStart w:id="20" w:name="__RefHeading___Toc2665_3244000330"/>
+      <w:bookmarkStart w:id="20" w:name="__RefHeading___Toc2665_2612610977"/>
       <w:bookmarkStart w:id="21" w:name="the-asymmetry-between-the-two-builds"/>
       <w:bookmarkEnd w:id="20"/>
       <w:r>
@@ -5164,7 +5170,7 @@
         <w:spacing w:before="280" w:after="80"/>
         <w:rPr/>
       </w:pPr>
-      <w:bookmarkStart w:id="23" w:name="__RefHeading___Toc2667_3244000330"/>
+      <w:bookmarkStart w:id="23" w:name="__RefHeading___Toc2667_2612610977"/>
       <w:bookmarkStart w:id="24" w:name="X4040a6c6c208a50b9e75a086492f73d28680350"/>
       <w:bookmarkEnd w:id="23"/>
       <w:r>
@@ -5312,6 +5318,9 @@
       </w:r>
       <w:bookmarkEnd w:id="25"/>
       <w:bookmarkEnd w:id="26"/>
+      <w:r>
+        <w:br w:type="page"/>
+      </w:r>
     </w:p>
     <w:p>
       <w:pPr>
@@ -5320,7 +5329,7 @@
         <w:spacing w:before="360" w:after="120"/>
         <w:rPr/>
       </w:pPr>
-      <w:bookmarkStart w:id="27" w:name="__RefHeading___Toc2669_3244000330"/>
+      <w:bookmarkStart w:id="27" w:name="__RefHeading___Toc2669_2612610977"/>
       <w:bookmarkStart w:id="28" w:name="the-harness"/>
       <w:bookmarkEnd w:id="27"/>
       <w:r>
@@ -5351,7 +5360,7 @@
         <w:spacing w:before="280" w:after="80"/>
         <w:rPr/>
       </w:pPr>
-      <w:bookmarkStart w:id="29" w:name="__RefHeading___Toc2671_3244000330"/>
+      <w:bookmarkStart w:id="29" w:name="__RefHeading___Toc2671_2612610977"/>
       <w:bookmarkStart w:id="30" w:name="the-shape-of-it"/>
       <w:bookmarkEnd w:id="29"/>
       <w:r>
@@ -5398,7 +5407,7 @@
         <w:spacing w:before="200" w:after="80"/>
         <w:rPr/>
       </w:pPr>
-      <w:bookmarkStart w:id="31" w:name="__RefHeading___Toc2673_3244000330"/>
+      <w:bookmarkStart w:id="31" w:name="__RefHeading___Toc2673_2612610977"/>
       <w:bookmarkStart w:id="32" w:name="figure-2.1-the-harness-block-map"/>
       <w:bookmarkStart w:id="33" w:name="_Fig_2_The_harness_block_ma"/>
       <w:bookmarkEnd w:id="31"/>
@@ -5517,7 +5526,7 @@
         <w:spacing w:before="280" w:after="80"/>
         <w:rPr/>
       </w:pPr>
-      <w:bookmarkStart w:id="34" w:name="__RefHeading___Toc2675_3244000330"/>
+      <w:bookmarkStart w:id="34" w:name="__RefHeading___Toc2675_2612610977"/>
       <w:bookmarkStart w:id="35" w:name="the-front-end-is-borrowed-deliberately"/>
       <w:bookmarkEnd w:id="34"/>
       <w:r>
@@ -5594,7 +5603,7 @@
         <w:spacing w:before="280" w:after="80"/>
         <w:rPr/>
       </w:pPr>
-      <w:bookmarkStart w:id="37" w:name="__RefHeading___Toc2677_3244000330"/>
+      <w:bookmarkStart w:id="37" w:name="__RefHeading___Toc2677_2612610977"/>
       <w:bookmarkStart w:id="38" w:name="the-global-registers"/>
       <w:bookmarkEnd w:id="37"/>
       <w:r>
@@ -6528,7 +6537,7 @@
         <w:spacing w:before="280" w:after="80"/>
         <w:rPr/>
       </w:pPr>
-      <w:bookmarkStart w:id="40" w:name="__RefHeading___Toc2679_3244000330"/>
+      <w:bookmarkStart w:id="40" w:name="__RefHeading___Toc2679_2612610977"/>
       <w:bookmarkStart w:id="41" w:name="the-per-counter-block-times-four"/>
       <w:bookmarkEnd w:id="40"/>
       <w:r>
@@ -7717,7 +7726,7 @@
         <w:spacing w:before="280" w:after="80"/>
         <w:rPr/>
       </w:pPr>
-      <w:bookmarkStart w:id="43" w:name="__RefHeading___Toc2681_3244000330"/>
+      <w:bookmarkStart w:id="43" w:name="__RefHeading___Toc2681_2612610977"/>
       <w:bookmarkStart w:id="44" w:name="the-clock-tree"/>
       <w:bookmarkEnd w:id="43"/>
       <w:r>
@@ -8569,7 +8578,7 @@
         <w:spacing w:before="280" w:after="80"/>
         <w:rPr/>
       </w:pPr>
-      <w:bookmarkStart w:id="46" w:name="__RefHeading___Toc2683_3244000330"/>
+      <w:bookmarkStart w:id="46" w:name="__RefHeading___Toc2683_2612610977"/>
       <w:bookmarkStart w:id="47" w:name="the-five-crossings"/>
       <w:bookmarkEnd w:id="46"/>
       <w:r>
@@ -9660,6 +9669,9 @@
       </w:r>
       <w:bookmarkEnd w:id="49"/>
       <w:bookmarkEnd w:id="50"/>
+      <w:r>
+        <w:br w:type="page"/>
+      </w:r>
     </w:p>
     <w:p>
       <w:pPr>
@@ -9668,7 +9680,7 @@
         <w:spacing w:before="360" w:after="120"/>
         <w:rPr/>
       </w:pPr>
-      <w:bookmarkStart w:id="51" w:name="__RefHeading___Toc2685_3244000330"/>
+      <w:bookmarkStart w:id="51" w:name="__RefHeading___Toc2685_2612610977"/>
       <w:bookmarkStart w:id="52" w:name="two-builds-two-designs"/>
       <w:bookmarkEnd w:id="51"/>
       <w:r>
@@ -9699,7 +9711,7 @@
         <w:spacing w:before="280" w:after="80"/>
         <w:rPr/>
       </w:pPr>
-      <w:bookmarkStart w:id="53" w:name="__RefHeading___Toc2687_3244000330"/>
+      <w:bookmarkStart w:id="53" w:name="__RefHeading___Toc2687_2612610977"/>
       <w:bookmarkStart w:id="54" w:name="X88de1790b5e938630c5ee974a0629d86e90594b"/>
       <w:bookmarkEnd w:id="53"/>
       <w:r>
@@ -9799,7 +9811,7 @@
         <w:spacing w:before="200" w:after="80"/>
         <w:rPr/>
       </w:pPr>
-      <w:bookmarkStart w:id="55" w:name="__RefHeading___Toc2689_3244000330"/>
+      <w:bookmarkStart w:id="55" w:name="__RefHeading___Toc2689_2612610977"/>
       <w:bookmarkStart w:id="56" w:name="figure-3.1-two-builds-two-designs"/>
       <w:bookmarkStart w:id="57" w:name="_Fig_3_Two_builds__two_desi"/>
       <w:bookmarkEnd w:id="55"/>
@@ -9918,7 +9930,7 @@
         <w:spacing w:before="280" w:after="80"/>
         <w:rPr/>
       </w:pPr>
-      <w:bookmarkStart w:id="58" w:name="__RefHeading___Toc2691_3244000330"/>
+      <w:bookmarkStart w:id="58" w:name="__RefHeading___Toc2691_2612610977"/>
       <w:bookmarkStart w:id="59" w:name="what-each-build-actually-compiles"/>
       <w:bookmarkEnd w:id="58"/>
       <w:r>
@@ -11011,7 +11023,7 @@
         <w:spacing w:before="280" w:after="80"/>
         <w:rPr/>
       </w:pPr>
-      <w:bookmarkStart w:id="61" w:name="__RefHeading___Toc2693_3244000330"/>
+      <w:bookmarkStart w:id="61" w:name="__RefHeading___Toc2693_2612610977"/>
       <w:bookmarkStart w:id="62" w:name="why-that-is-the-right-structure-here"/>
       <w:bookmarkEnd w:id="61"/>
       <w:r>
@@ -11193,7 +11205,7 @@
         <w:spacing w:before="280" w:after="80"/>
         <w:rPr/>
       </w:pPr>
-      <w:bookmarkStart w:id="63" w:name="__RefHeading___Toc2695_3244000330"/>
+      <w:bookmarkStart w:id="63" w:name="__RefHeading___Toc2695_2612610977"/>
       <w:bookmarkStart w:id="64" w:name="Xaab15197ff8f17d4604230090ff47702a614a7e"/>
       <w:bookmarkEnd w:id="63"/>
       <w:r>
@@ -11404,7 +11416,7 @@
         <w:spacing w:before="280" w:after="80"/>
         <w:rPr/>
       </w:pPr>
-      <w:bookmarkStart w:id="65" w:name="__RefHeading___Toc2697_3244000330"/>
+      <w:bookmarkStart w:id="65" w:name="__RefHeading___Toc2697_2612610977"/>
       <w:bookmarkStart w:id="66" w:name="Xfa8389dfeddf0f71d7dd368fa603a9b3eedfd53"/>
       <w:bookmarkEnd w:id="65"/>
       <w:r>
@@ -11728,6 +11740,9 @@
       </w:r>
       <w:bookmarkEnd w:id="67"/>
       <w:bookmarkEnd w:id="68"/>
+      <w:r>
+        <w:br w:type="page"/>
+      </w:r>
     </w:p>
     <w:p>
       <w:pPr>
@@ -11736,7 +11751,7 @@
         <w:spacing w:before="360" w:after="120"/>
         <w:rPr/>
       </w:pPr>
-      <w:bookmarkStart w:id="69" w:name="__RefHeading___Toc2699_3244000330"/>
+      <w:bookmarkStart w:id="69" w:name="__RefHeading___Toc2699_2612610977"/>
       <w:bookmarkStart w:id="70" w:name="host-tools-and-flow"/>
       <w:bookmarkEnd w:id="69"/>
       <w:r>
@@ -11767,7 +11782,7 @@
         <w:spacing w:before="280" w:after="80"/>
         <w:rPr/>
       </w:pPr>
-      <w:bookmarkStart w:id="71" w:name="__RefHeading___Toc2701_3244000330"/>
+      <w:bookmarkStart w:id="71" w:name="__RefHeading___Toc2701_2612610977"/>
       <w:bookmarkStart w:id="72" w:name="the-tools"/>
       <w:bookmarkEnd w:id="71"/>
       <w:r>
@@ -12219,7 +12234,7 @@
         <w:spacing w:before="280" w:after="80"/>
         <w:rPr/>
       </w:pPr>
-      <w:bookmarkStart w:id="74" w:name="__RefHeading___Toc2703_3244000330"/>
+      <w:bookmarkStart w:id="74" w:name="__RefHeading___Toc2703_2612610977"/>
       <w:bookmarkStart w:id="75" w:name="the-watch-fail-flow"/>
       <w:bookmarkEnd w:id="74"/>
       <w:r>
@@ -12247,7 +12262,7 @@
         <w:spacing w:before="200" w:after="80"/>
         <w:rPr/>
       </w:pPr>
-      <w:bookmarkStart w:id="76" w:name="__RefHeading___Toc2705_3244000330"/>
+      <w:bookmarkStart w:id="76" w:name="__RefHeading___Toc2705_2612610977"/>
       <w:bookmarkStart w:id="77" w:name="X06a6d43556134a59410aa0faa59f760f7063853"/>
       <w:bookmarkStart w:id="78" w:name="_Fig_4_Breaking_a_CDC_on_pu"/>
       <w:bookmarkEnd w:id="76"/>
@@ -12380,7 +12395,7 @@
         <w:spacing w:before="280" w:after="80"/>
         <w:rPr/>
       </w:pPr>
-      <w:bookmarkStart w:id="81" w:name="__RefHeading___Toc2707_3244000330"/>
+      <w:bookmarkStart w:id="81" w:name="__RefHeading___Toc2707_2612610977"/>
       <w:bookmarkStart w:id="82" w:name="X240156a89322612f940338a4a9bf7ddb58d69d4"/>
       <w:bookmarkEnd w:id="81"/>
       <w:r>
@@ -12489,7 +12504,7 @@
         <w:spacing w:before="280" w:after="80"/>
         <w:rPr/>
       </w:pPr>
-      <w:bookmarkStart w:id="83" w:name="__RefHeading___Toc2709_3244000330"/>
+      <w:bookmarkStart w:id="83" w:name="__RefHeading___Toc2709_2612610977"/>
       <w:bookmarkStart w:id="84" w:name="step-1-the-control-group-is-not-optional"/>
       <w:bookmarkEnd w:id="83"/>
       <w:r>
@@ -12546,7 +12561,7 @@
         <w:spacing w:before="280" w:after="80"/>
         <w:rPr/>
       </w:pPr>
-      <w:bookmarkStart w:id="86" w:name="__RefHeading___Toc2711_3244000330"/>
+      <w:bookmarkStart w:id="86" w:name="__RefHeading___Toc2711_2612610977"/>
       <w:bookmarkStart w:id="87" w:name="step-2-break-exactly-one-thing"/>
       <w:bookmarkEnd w:id="86"/>
       <w:r>
@@ -12629,7 +12644,7 @@
         <w:spacing w:before="280" w:after="80"/>
         <w:rPr/>
       </w:pPr>
-      <w:bookmarkStart w:id="89" w:name="__RefHeading___Toc2713_3244000330"/>
+      <w:bookmarkStart w:id="89" w:name="__RefHeading___Toc2713_2612610977"/>
       <w:bookmarkStart w:id="90" w:name="Xad71c51d066acc93ab1b383856edaa5d99cfae2"/>
       <w:bookmarkEnd w:id="89"/>
       <w:r>
@@ -12731,7 +12746,7 @@
         <w:spacing w:before="280" w:after="80"/>
         <w:rPr/>
       </w:pPr>
-      <w:bookmarkStart w:id="91" w:name="__RefHeading___Toc2715_3244000330"/>
+      <w:bookmarkStart w:id="91" w:name="__RefHeading___Toc2715_2612610977"/>
       <w:bookmarkStart w:id="92" w:name="X905b138cd93c849e98b0cd20068e6e887b44e0a"/>
       <w:bookmarkEnd w:id="91"/>
       <w:r>
@@ -12859,7 +12874,7 @@
         <w:spacing w:before="280" w:after="80"/>
         <w:rPr/>
       </w:pPr>
-      <w:bookmarkStart w:id="93" w:name="__RefHeading___Toc2717_3244000330"/>
+      <w:bookmarkStart w:id="93" w:name="__RefHeading___Toc2717_2612610977"/>
       <w:bookmarkStart w:id="94" w:name="reproducibility"/>
       <w:bookmarkEnd w:id="93"/>
       <w:r>
@@ -13124,7 +13139,7 @@
           </w:r>
           <w:r>
             <w:rPr/>
-            <w:t>24</w:t>
+            <w:t>27</w:t>
           </w:r>
           <w:r>
             <w:rPr/>
@@ -13151,7 +13166,7 @@
           </w:r>
           <w:r>
             <w:rPr/>
-            <w:t>24</w:t>
+            <w:t>27</w:t>
           </w:r>
           <w:r>
             <w:rPr/>
@@ -13271,7 +13286,7 @@
           </w:r>
           <w:r>
             <w:rPr/>
-            <w:t>24</w:t>
+            <w:t>27</w:t>
           </w:r>
           <w:r>
             <w:rPr/>
@@ -13298,7 +13313,7 @@
           </w:r>
           <w:r>
             <w:rPr/>
-            <w:t>24</w:t>
+            <w:t>27</w:t>
           </w:r>
           <w:r>
             <w:rPr/>
